--- a/templates/report_vuln.docx
+++ b/templates/report_vuln.docx
@@ -3,9 +3,9 @@
 <w:document xmlns:wpc="http://schemas.microsoft.com/office/word/2010/wordprocessingCanvas" xmlns:cx="http://schemas.microsoft.com/office/drawing/2014/chartex" xmlns:cx1="http://schemas.microsoft.com/office/drawing/2015/9/8/chartex" xmlns:cx2="http://schemas.microsoft.com/office/drawing/2015/10/21/chartex" xmlns:cx3="http://schemas.microsoft.com/office/drawing/2016/5/9/chartex" xmlns:cx4="http://schemas.microsoft.com/office/drawing/2016/5/10/chartex" xmlns:cx5="http://schemas.microsoft.com/office/drawing/2016/5/11/chartex" xmlns:cx6="http://schemas.microsoft.com/office/drawing/2016/5/12/chartex" xmlns:cx7="http://schemas.microsoft.com/office/drawing/2016/5/13/chartex" xmlns:cx8="http://schemas.microsoft.com/office/drawing/2016/5/14/chartex" xmlns:mc="http://schemas.openxmlformats.org/markup-compatibility/2006" xmlns:aink="http://schemas.microsoft.com/office/drawing/2016/ink" xmlns:am3d="http://schemas.microsoft.com/office/drawing/2017/model3d" xmlns:o="urn:schemas-microsoft-com:office:office" xmlns:oel="http://schemas.microsoft.com/office/2019/extlst" xmlns:r="http://schemas.openxmlformats.org/officeDocument/2006/relationships" xmlns:m="http://schemas.openxmlformats.org/officeDocument/2006/math" xmlns:v="urn:schemas-microsoft-com:vml" xmlns:wp14="http://schemas.microsoft.com/office/word/2010/wordprocessingDrawing" xmlns:wp="http://schemas.openxmlformats.org/drawingml/2006/wordprocessingDrawing" xmlns:w10="urn:schemas-microsoft-com:office:word" xmlns:w="http://schemas.openxmlformats.org/wordprocessingml/2006/main" xmlns:w14="http://schemas.microsoft.com/office/word/2010/wordml" xmlns:w15="http://schemas.microsoft.com/office/word/2012/wordml" xmlns:w16cex="http://schemas.microsoft.com/office/word/2018/wordml/cex" xmlns:w16cid="http://schemas.microsoft.com/office/word/2016/wordml/cid" xmlns:w16="http://schemas.microsoft.com/office/word/2018/wordml" xmlns:w16du="http://schemas.microsoft.com/office/word/2023/wordml/word16du" xmlns:w16sdtdh="http://schemas.microsoft.com/office/word/2020/wordml/sdtdatahash" xmlns:w16sdtfl="http://schemas.microsoft.com/office/word/2024/wordml/sdtformatlock" xmlns:w16se="http://schemas.microsoft.com/office/word/2015/wordml/symex" xmlns:wpg="http://schemas.microsoft.com/office/word/2010/wordprocessingGroup" xmlns:wpi="http://schemas.microsoft.com/office/word/2010/wordprocessingInk" xmlns:wne="http://schemas.microsoft.com/office/word/2006/wordml" xmlns:wps="http://schemas.microsoft.com/office/word/2010/wordprocessingShape" mc:Ignorable="w14 w15 w16se w16cid w16 w16cex w16sdtdh w16sdtfl w16du wp14">
   <w:body>
     <w:p>
-      <w:r>
-        <w:t xml:space="preserve">### </w:t>
-      </w:r>
+      <w:pPr>
+        <w:pStyle w:val="Heading2"/>
+      </w:pPr>
       <w:proofErr w:type="gramStart"/>
       <w:r>
         <w:t>{{ title</w:t>
@@ -40,67 +40,175 @@
       </w:r>
     </w:p>
     <w:p>
-      <w:r>
-        <w:t>{{ description }}</w:t>
-      </w:r>
-    </w:p>
-    <w:p/>
-    <w:p>
-      <w:r>
-        <w:t>{% if risk %}</w:t>
+      <w:pPr>
+        <w:pStyle w:val="Heading3"/>
+      </w:pPr>
+      <w:r>
+        <w:t>Description</w:t>
       </w:r>
     </w:p>
     <w:p>
-      <w:r>
-        <w:t xml:space="preserve">Severity: {{ </w:t>
-      </w:r>
-      <w:proofErr w:type="spellStart"/>
-      <w:r>
-        <w:t>risk.severity</w:t>
-      </w:r>
-      <w:proofErr w:type="spellEnd"/>
-      <w:r>
-        <w:t xml:space="preserve"> }} | Likelihood: {{ </w:t>
-      </w:r>
-      <w:proofErr w:type="spellStart"/>
-      <w:r>
-        <w:t>risk.likelihood</w:t>
-      </w:r>
-      <w:proofErr w:type="spellEnd"/>
-      <w:r>
-        <w:t xml:space="preserve"> }} | Impact: {{ </w:t>
-      </w:r>
-      <w:proofErr w:type="spellStart"/>
-      <w:r>
-        <w:t>risk.impact</w:t>
-      </w:r>
-      <w:proofErr w:type="spellEnd"/>
+      <w:proofErr w:type="gramStart"/>
+      <w:r>
+        <w:t>{{ description</w:t>
+      </w:r>
+      <w:proofErr w:type="gramEnd"/>
       <w:r>
         <w:t xml:space="preserve"> }}</w:t>
       </w:r>
     </w:p>
     <w:p>
       <w:r>
-        <w:t>{% endif %}</w:t>
-      </w:r>
-    </w:p>
-    <w:p/>
-    <w:p>
-      <w:r>
-        <w:t xml:space="preserve">{% if </w:t>
-      </w:r>
-      <w:proofErr w:type="spellStart"/>
-      <w:r>
-        <w:t>reproduction_steps</w:t>
-      </w:r>
-      <w:proofErr w:type="spellEnd"/>
-      <w:r>
-        <w:t xml:space="preserve"> %}</w:t>
+        <w:t xml:space="preserve">{% if risk </w:t>
+      </w:r>
+      <w:proofErr w:type="gramStart"/>
+      <w:r>
+        <w:t>%}</w:t>
+      </w:r>
+      <w:r>
+        <w:rPr>
+          <w:b/>
+          <w:bCs/>
+        </w:rPr>
+        <w:t>Severity</w:t>
+      </w:r>
+      <w:proofErr w:type="gramEnd"/>
+      <w:r>
+        <w:rPr>
+          <w:b/>
+          <w:bCs/>
+        </w:rPr>
+        <w:t>:</w:t>
+      </w:r>
+      <w:r>
+        <w:t xml:space="preserve"> </w:t>
+      </w:r>
+      <w:proofErr w:type="gramStart"/>
+      <w:r>
+        <w:t xml:space="preserve">{{ </w:t>
+      </w:r>
+      <w:proofErr w:type="spellStart"/>
+      <w:r>
+        <w:t>risk</w:t>
+      </w:r>
+      <w:proofErr w:type="gramEnd"/>
+      <w:r>
+        <w:t>.</w:t>
+      </w:r>
+      <w:proofErr w:type="gramStart"/>
+      <w:r>
+        <w:t>severity</w:t>
+      </w:r>
+      <w:proofErr w:type="spellEnd"/>
+      <w:r>
+        <w:t xml:space="preserve"> }</w:t>
+      </w:r>
+      <w:proofErr w:type="gramEnd"/>
+      <w:r>
+        <w:t xml:space="preserve">} | </w:t>
+      </w:r>
+      <w:r>
+        <w:rPr>
+          <w:b/>
+          <w:bCs/>
+        </w:rPr>
+        <w:t>Likelihood:</w:t>
+      </w:r>
+      <w:r>
+        <w:t xml:space="preserve"> </w:t>
+      </w:r>
+      <w:proofErr w:type="gramStart"/>
+      <w:r>
+        <w:t xml:space="preserve">{{ </w:t>
+      </w:r>
+      <w:proofErr w:type="spellStart"/>
+      <w:r>
+        <w:t>risk</w:t>
+      </w:r>
+      <w:proofErr w:type="gramEnd"/>
+      <w:r>
+        <w:t>.</w:t>
+      </w:r>
+      <w:proofErr w:type="gramStart"/>
+      <w:r>
+        <w:t>likelihood</w:t>
+      </w:r>
+      <w:proofErr w:type="spellEnd"/>
+      <w:r>
+        <w:t xml:space="preserve"> }</w:t>
+      </w:r>
+      <w:proofErr w:type="gramEnd"/>
+      <w:r>
+        <w:t xml:space="preserve">} | </w:t>
+      </w:r>
+      <w:r>
+        <w:rPr>
+          <w:b/>
+          <w:bCs/>
+        </w:rPr>
+        <w:t>Impact:</w:t>
+      </w:r>
+      <w:r>
+        <w:t xml:space="preserve"> </w:t>
+      </w:r>
+      <w:proofErr w:type="gramStart"/>
+      <w:r>
+        <w:t xml:space="preserve">{{ </w:t>
+      </w:r>
+      <w:proofErr w:type="spellStart"/>
+      <w:r>
+        <w:t>risk</w:t>
+      </w:r>
+      <w:proofErr w:type="gramEnd"/>
+      <w:r>
+        <w:t>.</w:t>
+      </w:r>
+      <w:proofErr w:type="gramStart"/>
+      <w:r>
+        <w:t>impact</w:t>
+      </w:r>
+      <w:proofErr w:type="spellEnd"/>
+      <w:r>
+        <w:t xml:space="preserve"> }}{</w:t>
+      </w:r>
+      <w:proofErr w:type="gramEnd"/>
+      <w:r>
+        <w:t>% endif %}</w:t>
       </w:r>
     </w:p>
     <w:p>
-      <w:r>
-        <w:t>#### Reproduction Steps</w:t>
+      <w:pPr>
+        <w:rPr>
+          <w:rStyle w:val="Heading3Char"/>
+        </w:rPr>
+      </w:pPr>
+      <w:r>
+        <w:t xml:space="preserve">{% if </w:t>
+      </w:r>
+      <w:proofErr w:type="spellStart"/>
+      <w:r>
+        <w:t>reproduction_steps</w:t>
+      </w:r>
+      <w:proofErr w:type="spellEnd"/>
+      <w:r>
+        <w:t xml:space="preserve"> </w:t>
+      </w:r>
+      <w:proofErr w:type="gramStart"/>
+      <w:r>
+        <w:t>%}</w:t>
+      </w:r>
+      <w:r>
+        <w:rPr>
+          <w:rStyle w:val="Heading3Char"/>
+        </w:rPr>
+        <w:t>Reproduction</w:t>
+      </w:r>
+      <w:proofErr w:type="gramEnd"/>
+      <w:r>
+        <w:rPr>
+          <w:rStyle w:val="Heading3Char"/>
+        </w:rPr>
+        <w:t xml:space="preserve"> Steps</w:t>
       </w:r>
     </w:p>
     <w:p>
@@ -125,49 +233,225 @@
       </w:r>
     </w:p>
     <w:p>
-      <w:r>
-        <w:t xml:space="preserve">- {{ </w:t>
-      </w:r>
-      <w:proofErr w:type="spellStart"/>
-      <w:r>
-        <w:t>rs.title</w:t>
-      </w:r>
-      <w:proofErr w:type="spellEnd"/>
-      <w:r>
-        <w:t xml:space="preserve"> }} {% if </w:t>
-      </w:r>
-      <w:proofErr w:type="spellStart"/>
-      <w:r>
-        <w:t>rs.tool</w:t>
-      </w:r>
-      <w:proofErr w:type="spellEnd"/>
-      <w:r>
-        <w:t xml:space="preserve"> %} ({{ </w:t>
-      </w:r>
-      <w:proofErr w:type="spellStart"/>
-      <w:r>
-        <w:t>rs.tool</w:t>
-      </w:r>
-      <w:proofErr w:type="spellEnd"/>
-      <w:r>
-        <w:t xml:space="preserve"> }}) {% endif %}</w:t>
+      <w:pPr>
+        <w:pStyle w:val="ListParagraph"/>
+        <w:numPr>
+          <w:ilvl w:val="0"/>
+          <w:numId w:val="2"/>
+        </w:numPr>
+        <w:rPr>
+          <w:b/>
+          <w:bCs/>
+        </w:rPr>
+      </w:pPr>
+      <w:proofErr w:type="gramStart"/>
+      <w:r>
+        <w:rPr>
+          <w:b/>
+          <w:bCs/>
+        </w:rPr>
+        <w:t xml:space="preserve">{{ </w:t>
+      </w:r>
+      <w:proofErr w:type="spellStart"/>
+      <w:r>
+        <w:rPr>
+          <w:b/>
+          <w:bCs/>
+        </w:rPr>
+        <w:t>rs</w:t>
+      </w:r>
+      <w:proofErr w:type="gramEnd"/>
+      <w:r>
+        <w:rPr>
+          <w:b/>
+          <w:bCs/>
+        </w:rPr>
+        <w:t>.</w:t>
+      </w:r>
+      <w:proofErr w:type="gramStart"/>
+      <w:r>
+        <w:rPr>
+          <w:b/>
+          <w:bCs/>
+        </w:rPr>
+        <w:t>title</w:t>
+      </w:r>
+      <w:proofErr w:type="spellEnd"/>
+      <w:r>
+        <w:rPr>
+          <w:b/>
+          <w:bCs/>
+        </w:rPr>
+        <w:t xml:space="preserve"> }</w:t>
+      </w:r>
+      <w:proofErr w:type="gramEnd"/>
+      <w:r>
+        <w:rPr>
+          <w:b/>
+          <w:bCs/>
+        </w:rPr>
+        <w:t xml:space="preserve">} </w:t>
       </w:r>
     </w:p>
     <w:p>
-      <w:r>
-        <w:t xml:space="preserve">  {% if </w:t>
-      </w:r>
-      <w:proofErr w:type="spellStart"/>
-      <w:r>
-        <w:t>rs.action</w:t>
-      </w:r>
-      <w:proofErr w:type="spellEnd"/>
-      <w:r>
-        <w:t xml:space="preserve"> %}Action: {{ </w:t>
-      </w:r>
-      <w:proofErr w:type="spellStart"/>
-      <w:r>
-        <w:t>rs.action</w:t>
+      <w:pPr>
+        <w:ind w:left="360"/>
+      </w:pPr>
+      <w:r>
+        <w:t xml:space="preserve">{% if </w:t>
+      </w:r>
+      <w:proofErr w:type="spellStart"/>
+      <w:r>
+        <w:t>rs.description</w:t>
+      </w:r>
+      <w:proofErr w:type="spellEnd"/>
+      <w:r>
+        <w:t xml:space="preserve"> %}</w:t>
+      </w:r>
+      <w:r>
+        <w:rPr>
+          <w:b/>
+          <w:bCs/>
+        </w:rPr>
+        <w:t>Description:</w:t>
+      </w:r>
+      <w:r>
+        <w:t xml:space="preserve"> {{</w:t>
+      </w:r>
+      <w:proofErr w:type="spellStart"/>
+      <w:r>
+        <w:t>rs.description</w:t>
+      </w:r>
+      <w:proofErr w:type="spellEnd"/>
+      <w:r>
+        <w:t>}}{% endif %}</w:t>
+      </w:r>
+      <w:r>
+        <w:br/>
+      </w:r>
+      <w:r>
+        <w:t xml:space="preserve">{% if </w:t>
+      </w:r>
+      <w:proofErr w:type="spellStart"/>
+      <w:r>
+        <w:t>rs.tool</w:t>
+      </w:r>
+      <w:proofErr w:type="spellEnd"/>
+      <w:r>
+        <w:t xml:space="preserve"> %} </w:t>
+      </w:r>
+      <w:r>
+        <w:rPr>
+          <w:b/>
+          <w:bCs/>
+        </w:rPr>
+        <w:t>Command:</w:t>
+      </w:r>
+      <w:r>
+        <w:t xml:space="preserve"> </w:t>
+      </w:r>
+      <w:r>
+        <w:t>{{ r</w:t>
+      </w:r>
+      <w:proofErr w:type="spellStart"/>
+      <w:r>
+        <w:t>s.tool</w:t>
+      </w:r>
+      <w:proofErr w:type="spellEnd"/>
+      <w:r>
+        <w:t xml:space="preserve"> }}</w:t>
+      </w:r>
+      <w:r>
+        <w:t>{% endif %}</w:t>
+      </w:r>
+      <w:r>
+        <w:t xml:space="preserve"> </w:t>
+      </w:r>
+      <w:r>
+        <w:t xml:space="preserve">{% if </w:t>
+      </w:r>
+      <w:proofErr w:type="spellStart"/>
+      <w:r>
+        <w:t>rs.arguments</w:t>
+      </w:r>
+      <w:proofErr w:type="spellEnd"/>
+      <w:r>
+        <w:t xml:space="preserve"> %}</w:t>
+      </w:r>
+      <w:r>
+        <w:t xml:space="preserve"> </w:t>
+      </w:r>
+      <w:r>
+        <w:t>{{ ' '.join(</w:t>
+      </w:r>
+      <w:proofErr w:type="spellStart"/>
+      <w:r>
+        <w:t>rs.arguments</w:t>
+      </w:r>
+      <w:proofErr w:type="spellEnd"/>
+      <w:r>
+        <w:t>) }}{% endif %}</w:t>
+      </w:r>
+      <w:r>
+        <w:br/>
+      </w:r>
+      <w:r>
+        <w:t xml:space="preserve">{% if </w:t>
+      </w:r>
+      <w:proofErr w:type="spellStart"/>
+      <w:r>
+        <w:t>rs.vulnOutput</w:t>
+      </w:r>
+      <w:proofErr w:type="spellEnd"/>
+      <w:r>
+        <w:t xml:space="preserve"> %}</w:t>
+      </w:r>
+      <w:r>
+        <w:t xml:space="preserve">- </w:t>
+      </w:r>
+      <w:r>
+        <w:t xml:space="preserve">Vulnerable </w:t>
+      </w:r>
+      <w:r>
+        <w:t xml:space="preserve">Output: {{ </w:t>
+      </w:r>
+      <w:proofErr w:type="spellStart"/>
+      <w:r>
+        <w:t>rs.vulnOutput</w:t>
+      </w:r>
+      <w:proofErr w:type="spellEnd"/>
+      <w:r>
+        <w:t xml:space="preserve"> }}{% endif %}</w:t>
+      </w:r>
+      <w:r>
+        <w:br/>
+      </w:r>
+      <w:r>
+        <w:t xml:space="preserve">{% if </w:t>
+      </w:r>
+      <w:proofErr w:type="spellStart"/>
+      <w:r>
+        <w:t>rs.fixOutput</w:t>
+      </w:r>
+      <w:proofErr w:type="spellEnd"/>
+      <w:r>
+        <w:t xml:space="preserve"> %}</w:t>
+      </w:r>
+      <w:r>
+        <w:t xml:space="preserve">- </w:t>
+      </w:r>
+      <w:r>
+        <w:t>Fix</w:t>
+      </w:r>
+      <w:r>
+        <w:t>ed</w:t>
+      </w:r>
+      <w:r>
+        <w:t xml:space="preserve"> Output: {{ </w:t>
+      </w:r>
+      <w:proofErr w:type="spellStart"/>
+      <w:r>
+        <w:t>rs.fixOutput</w:t>
       </w:r>
       <w:proofErr w:type="spellEnd"/>
       <w:r>
@@ -176,110 +460,55 @@
     </w:p>
     <w:p>
       <w:r>
-        <w:t xml:space="preserve">  {% if </w:t>
-      </w:r>
-      <w:proofErr w:type="spellStart"/>
-      <w:r>
-        <w:t>rs.arguments</w:t>
+        <w:t xml:space="preserve">{% </w:t>
+      </w:r>
+      <w:proofErr w:type="spellStart"/>
+      <w:r>
+        <w:t>endfor</w:t>
       </w:r>
       <w:proofErr w:type="spellEnd"/>
       <w:r>
         <w:t xml:space="preserve"> %}</w:t>
       </w:r>
-      <w:proofErr w:type="spellStart"/>
-      <w:r>
-        <w:t>Args</w:t>
-      </w:r>
-      <w:proofErr w:type="spellEnd"/>
-      <w:r>
-        <w:t>: {{ ' '.join(</w:t>
-      </w:r>
-      <w:proofErr w:type="spellStart"/>
-      <w:r>
-        <w:t>rs.arguments</w:t>
-      </w:r>
-      <w:proofErr w:type="spellEnd"/>
-      <w:r>
-        <w:t>) }}{% endif %}</w:t>
+      <w:r>
+        <w:t xml:space="preserve"> </w:t>
+      </w:r>
+      <w:r>
+        <w:t>{% endif %}</w:t>
       </w:r>
     </w:p>
     <w:p>
-      <w:r>
-        <w:t xml:space="preserve">  {% if </w:t>
-      </w:r>
-      <w:proofErr w:type="spellStart"/>
-      <w:r>
-        <w:t>rs.vulnOutput</w:t>
-      </w:r>
-      <w:proofErr w:type="spellEnd"/>
-      <w:r>
-        <w:t xml:space="preserve"> %}Output: {{ </w:t>
-      </w:r>
-      <w:proofErr w:type="spellStart"/>
-      <w:r>
-        <w:t>rs.vulnOutput</w:t>
-      </w:r>
-      <w:proofErr w:type="spellEnd"/>
-      <w:r>
-        <w:t xml:space="preserve"> }}{% endif %}</w:t>
+      <w:pPr>
+        <w:pStyle w:val="Heading3"/>
+      </w:pPr>
+      <w:r>
+        <w:t>Remediation</w:t>
       </w:r>
     </w:p>
     <w:p>
       <w:r>
-        <w:t xml:space="preserve">  {% if </w:t>
-      </w:r>
-      <w:proofErr w:type="spellStart"/>
-      <w:r>
-        <w:t>rs.fixOutput</w:t>
-      </w:r>
-      <w:proofErr w:type="spellEnd"/>
-      <w:r>
-        <w:t xml:space="preserve"> %}Fix Output: {{ </w:t>
-      </w:r>
-      <w:proofErr w:type="spellStart"/>
-      <w:r>
-        <w:t>rs.fixOutput</w:t>
-      </w:r>
-      <w:proofErr w:type="spellEnd"/>
-      <w:r>
-        <w:t xml:space="preserve"> }}{% endif %}</w:t>
-      </w:r>
-    </w:p>
-    <w:p>
-      <w:r>
-        <w:t xml:space="preserve">{% </w:t>
-      </w:r>
-      <w:proofErr w:type="spellStart"/>
-      <w:r>
-        <w:t>endfor</w:t>
-      </w:r>
-      <w:proofErr w:type="spellEnd"/>
-      <w:r>
-        <w:t xml:space="preserve"> %}</w:t>
-      </w:r>
-    </w:p>
-    <w:p>
-      <w:r>
-        <w:t>{% endif %}</w:t>
-      </w:r>
-    </w:p>
-    <w:p/>
-    <w:p>
-      <w:r>
-        <w:t>#### Remediation</w:t>
-      </w:r>
-    </w:p>
-    <w:p>
-      <w:r>
-        <w:t>Fix available: {{ '</w:t>
-      </w:r>
-      <w:proofErr w:type="spellStart"/>
+        <w:t xml:space="preserve">Fix available: </w:t>
+      </w:r>
+      <w:proofErr w:type="gramStart"/>
+      <w:r>
+        <w:t>{{ '</w:t>
+      </w:r>
+      <w:proofErr w:type="spellStart"/>
+      <w:proofErr w:type="gramEnd"/>
       <w:r>
         <w:t>yes'</w:t>
       </w:r>
       <w:proofErr w:type="spellEnd"/>
       <w:r>
-        <w:t xml:space="preserve"> if fix else 'no' }}</w:t>
+        <w:t xml:space="preserve"> if fix else 'no</w:t>
+      </w:r>
+      <w:proofErr w:type="gramStart"/>
+      <w:r>
+        <w:t>' }</w:t>
+      </w:r>
+      <w:proofErr w:type="gramEnd"/>
+      <w:r>
+        <w:t>}</w:t>
       </w:r>
     </w:p>
     <w:p>
@@ -331,6 +560,243 @@
     </w:sectPr>
   </w:body>
 </w:document>
+</file>
+
+<file path=word/numbering.xml><?xml version="1.0" encoding="utf-8"?>
+<w:numbering xmlns:wpc="http://schemas.microsoft.com/office/word/2010/wordprocessingCanvas" xmlns:cx="http://schemas.microsoft.com/office/drawing/2014/chartex" xmlns:cx1="http://schemas.microsoft.com/office/drawing/2015/9/8/chartex" xmlns:cx2="http://schemas.microsoft.com/office/drawing/2015/10/21/chartex" xmlns:cx3="http://schemas.microsoft.com/office/drawing/2016/5/9/chartex" xmlns:cx4="http://schemas.microsoft.com/office/drawing/2016/5/10/chartex" xmlns:cx5="http://schemas.microsoft.com/office/drawing/2016/5/11/chartex" xmlns:cx6="http://schemas.microsoft.com/office/drawing/2016/5/12/chartex" xmlns:cx7="http://schemas.microsoft.com/office/drawing/2016/5/13/chartex" xmlns:cx8="http://schemas.microsoft.com/office/drawing/2016/5/14/chartex" xmlns:mc="http://schemas.openxmlformats.org/markup-compatibility/2006" xmlns:aink="http://schemas.microsoft.com/office/drawing/2016/ink" xmlns:am3d="http://schemas.microsoft.com/office/drawing/2017/model3d" xmlns:o="urn:schemas-microsoft-com:office:office" xmlns:oel="http://schemas.microsoft.com/office/2019/extlst" xmlns:r="http://schemas.openxmlformats.org/officeDocument/2006/relationships" xmlns:m="http://schemas.openxmlformats.org/officeDocument/2006/math" xmlns:v="urn:schemas-microsoft-com:vml" xmlns:wp14="http://schemas.microsoft.com/office/word/2010/wordprocessingDrawing" xmlns:wp="http://schemas.openxmlformats.org/drawingml/2006/wordprocessingDrawing" xmlns:w10="urn:schemas-microsoft-com:office:word" xmlns:w="http://schemas.openxmlformats.org/wordprocessingml/2006/main" xmlns:w14="http://schemas.microsoft.com/office/word/2010/wordml" xmlns:w15="http://schemas.microsoft.com/office/word/2012/wordml" xmlns:w16cex="http://schemas.microsoft.com/office/word/2018/wordml/cex" xmlns:w16cid="http://schemas.microsoft.com/office/word/2016/wordml/cid" xmlns:w16="http://schemas.microsoft.com/office/word/2018/wordml" xmlns:w16du="http://schemas.microsoft.com/office/word/2023/wordml/word16du" xmlns:w16sdtdh="http://schemas.microsoft.com/office/word/2020/wordml/sdtdatahash" xmlns:w16sdtfl="http://schemas.microsoft.com/office/word/2024/wordml/sdtformatlock" xmlns:w16se="http://schemas.microsoft.com/office/word/2015/wordml/symex" xmlns:wpg="http://schemas.microsoft.com/office/word/2010/wordprocessingGroup" xmlns:wpi="http://schemas.microsoft.com/office/word/2010/wordprocessingInk" xmlns:wne="http://schemas.microsoft.com/office/word/2006/wordml" xmlns:wps="http://schemas.microsoft.com/office/word/2010/wordprocessingShape" mc:Ignorable="w14 w15 w16se w16cid w16 w16cex w16sdtdh w16sdtfl w16du wp14">
+  <w:abstractNum w:abstractNumId="0" w15:restartNumberingAfterBreak="0">
+    <w:nsid w:val="442B7021"/>
+    <w:multiLevelType w:val="hybridMultilevel"/>
+    <w:tmpl w:val="CD1E7AEC"/>
+    <w:lvl w:ilvl="0" w:tplc="04090001">
+      <w:start w:val="1"/>
+      <w:numFmt w:val="bullet"/>
+      <w:lvlText w:val=""/>
+      <w:lvlJc w:val="left"/>
+      <w:pPr>
+        <w:ind w:left="720" w:hanging="360"/>
+      </w:pPr>
+      <w:rPr>
+        <w:rFonts w:ascii="Symbol" w:hAnsi="Symbol" w:hint="default"/>
+      </w:rPr>
+    </w:lvl>
+    <w:lvl w:ilvl="1" w:tplc="04090003" w:tentative="1">
+      <w:start w:val="1"/>
+      <w:numFmt w:val="bullet"/>
+      <w:lvlText w:val="o"/>
+      <w:lvlJc w:val="left"/>
+      <w:pPr>
+        <w:ind w:left="1440" w:hanging="360"/>
+      </w:pPr>
+      <w:rPr>
+        <w:rFonts w:ascii="Courier New" w:hAnsi="Courier New" w:cs="Courier New" w:hint="default"/>
+      </w:rPr>
+    </w:lvl>
+    <w:lvl w:ilvl="2" w:tplc="04090005" w:tentative="1">
+      <w:start w:val="1"/>
+      <w:numFmt w:val="bullet"/>
+      <w:lvlText w:val=""/>
+      <w:lvlJc w:val="left"/>
+      <w:pPr>
+        <w:ind w:left="2160" w:hanging="360"/>
+      </w:pPr>
+      <w:rPr>
+        <w:rFonts w:ascii="Wingdings" w:hAnsi="Wingdings" w:hint="default"/>
+      </w:rPr>
+    </w:lvl>
+    <w:lvl w:ilvl="3" w:tplc="04090001" w:tentative="1">
+      <w:start w:val="1"/>
+      <w:numFmt w:val="bullet"/>
+      <w:lvlText w:val=""/>
+      <w:lvlJc w:val="left"/>
+      <w:pPr>
+        <w:ind w:left="2880" w:hanging="360"/>
+      </w:pPr>
+      <w:rPr>
+        <w:rFonts w:ascii="Symbol" w:hAnsi="Symbol" w:hint="default"/>
+      </w:rPr>
+    </w:lvl>
+    <w:lvl w:ilvl="4" w:tplc="04090003" w:tentative="1">
+      <w:start w:val="1"/>
+      <w:numFmt w:val="bullet"/>
+      <w:lvlText w:val="o"/>
+      <w:lvlJc w:val="left"/>
+      <w:pPr>
+        <w:ind w:left="3600" w:hanging="360"/>
+      </w:pPr>
+      <w:rPr>
+        <w:rFonts w:ascii="Courier New" w:hAnsi="Courier New" w:cs="Courier New" w:hint="default"/>
+      </w:rPr>
+    </w:lvl>
+    <w:lvl w:ilvl="5" w:tplc="04090005" w:tentative="1">
+      <w:start w:val="1"/>
+      <w:numFmt w:val="bullet"/>
+      <w:lvlText w:val=""/>
+      <w:lvlJc w:val="left"/>
+      <w:pPr>
+        <w:ind w:left="4320" w:hanging="360"/>
+      </w:pPr>
+      <w:rPr>
+        <w:rFonts w:ascii="Wingdings" w:hAnsi="Wingdings" w:hint="default"/>
+      </w:rPr>
+    </w:lvl>
+    <w:lvl w:ilvl="6" w:tplc="04090001" w:tentative="1">
+      <w:start w:val="1"/>
+      <w:numFmt w:val="bullet"/>
+      <w:lvlText w:val=""/>
+      <w:lvlJc w:val="left"/>
+      <w:pPr>
+        <w:ind w:left="5040" w:hanging="360"/>
+      </w:pPr>
+      <w:rPr>
+        <w:rFonts w:ascii="Symbol" w:hAnsi="Symbol" w:hint="default"/>
+      </w:rPr>
+    </w:lvl>
+    <w:lvl w:ilvl="7" w:tplc="04090003" w:tentative="1">
+      <w:start w:val="1"/>
+      <w:numFmt w:val="bullet"/>
+      <w:lvlText w:val="o"/>
+      <w:lvlJc w:val="left"/>
+      <w:pPr>
+        <w:ind w:left="5760" w:hanging="360"/>
+      </w:pPr>
+      <w:rPr>
+        <w:rFonts w:ascii="Courier New" w:hAnsi="Courier New" w:cs="Courier New" w:hint="default"/>
+      </w:rPr>
+    </w:lvl>
+    <w:lvl w:ilvl="8" w:tplc="04090005" w:tentative="1">
+      <w:start w:val="1"/>
+      <w:numFmt w:val="bullet"/>
+      <w:lvlText w:val=""/>
+      <w:lvlJc w:val="left"/>
+      <w:pPr>
+        <w:ind w:left="6480" w:hanging="360"/>
+      </w:pPr>
+      <w:rPr>
+        <w:rFonts w:ascii="Wingdings" w:hAnsi="Wingdings" w:hint="default"/>
+      </w:rPr>
+    </w:lvl>
+  </w:abstractNum>
+  <w:abstractNum w:abstractNumId="1" w15:restartNumberingAfterBreak="0">
+    <w:nsid w:val="78970110"/>
+    <w:multiLevelType w:val="multilevel"/>
+    <w:tmpl w:val="04090021"/>
+    <w:lvl w:ilvl="0">
+      <w:start w:val="1"/>
+      <w:numFmt w:val="bullet"/>
+      <w:lvlText w:val=""/>
+      <w:lvlJc w:val="left"/>
+      <w:pPr>
+        <w:ind w:left="360" w:hanging="360"/>
+      </w:pPr>
+      <w:rPr>
+        <w:rFonts w:ascii="Wingdings" w:hAnsi="Wingdings" w:hint="default"/>
+      </w:rPr>
+    </w:lvl>
+    <w:lvl w:ilvl="1">
+      <w:start w:val="1"/>
+      <w:numFmt w:val="bullet"/>
+      <w:lvlText w:val=""/>
+      <w:lvlJc w:val="left"/>
+      <w:pPr>
+        <w:ind w:left="720" w:hanging="360"/>
+      </w:pPr>
+      <w:rPr>
+        <w:rFonts w:ascii="Wingdings" w:hAnsi="Wingdings" w:hint="default"/>
+      </w:rPr>
+    </w:lvl>
+    <w:lvl w:ilvl="2">
+      <w:start w:val="1"/>
+      <w:numFmt w:val="bullet"/>
+      <w:lvlText w:val=""/>
+      <w:lvlJc w:val="left"/>
+      <w:pPr>
+        <w:ind w:left="1080" w:hanging="360"/>
+      </w:pPr>
+      <w:rPr>
+        <w:rFonts w:ascii="Wingdings" w:hAnsi="Wingdings" w:hint="default"/>
+      </w:rPr>
+    </w:lvl>
+    <w:lvl w:ilvl="3">
+      <w:start w:val="1"/>
+      <w:numFmt w:val="bullet"/>
+      <w:lvlText w:val=""/>
+      <w:lvlJc w:val="left"/>
+      <w:pPr>
+        <w:ind w:left="1440" w:hanging="360"/>
+      </w:pPr>
+      <w:rPr>
+        <w:rFonts w:ascii="Symbol" w:hAnsi="Symbol" w:hint="default"/>
+      </w:rPr>
+    </w:lvl>
+    <w:lvl w:ilvl="4">
+      <w:start w:val="1"/>
+      <w:numFmt w:val="bullet"/>
+      <w:lvlText w:val=""/>
+      <w:lvlJc w:val="left"/>
+      <w:pPr>
+        <w:ind w:left="1800" w:hanging="360"/>
+      </w:pPr>
+      <w:rPr>
+        <w:rFonts w:ascii="Symbol" w:hAnsi="Symbol" w:hint="default"/>
+      </w:rPr>
+    </w:lvl>
+    <w:lvl w:ilvl="5">
+      <w:start w:val="1"/>
+      <w:numFmt w:val="bullet"/>
+      <w:lvlText w:val=""/>
+      <w:lvlJc w:val="left"/>
+      <w:pPr>
+        <w:ind w:left="2160" w:hanging="360"/>
+      </w:pPr>
+      <w:rPr>
+        <w:rFonts w:ascii="Wingdings" w:hAnsi="Wingdings" w:hint="default"/>
+      </w:rPr>
+    </w:lvl>
+    <w:lvl w:ilvl="6">
+      <w:start w:val="1"/>
+      <w:numFmt w:val="bullet"/>
+      <w:lvlText w:val=""/>
+      <w:lvlJc w:val="left"/>
+      <w:pPr>
+        <w:ind w:left="2520" w:hanging="360"/>
+      </w:pPr>
+      <w:rPr>
+        <w:rFonts w:ascii="Wingdings" w:hAnsi="Wingdings" w:hint="default"/>
+      </w:rPr>
+    </w:lvl>
+    <w:lvl w:ilvl="7">
+      <w:start w:val="1"/>
+      <w:numFmt w:val="bullet"/>
+      <w:lvlText w:val=""/>
+      <w:lvlJc w:val="left"/>
+      <w:pPr>
+        <w:ind w:left="2880" w:hanging="360"/>
+      </w:pPr>
+      <w:rPr>
+        <w:rFonts w:ascii="Symbol" w:hAnsi="Symbol" w:hint="default"/>
+      </w:rPr>
+    </w:lvl>
+    <w:lvl w:ilvl="8">
+      <w:start w:val="1"/>
+      <w:numFmt w:val="bullet"/>
+      <w:lvlText w:val=""/>
+      <w:lvlJc w:val="left"/>
+      <w:pPr>
+        <w:ind w:left="3240" w:hanging="360"/>
+      </w:pPr>
+      <w:rPr>
+        <w:rFonts w:ascii="Symbol" w:hAnsi="Symbol" w:hint="default"/>
+      </w:rPr>
+    </w:lvl>
+  </w:abstractNum>
+  <w:num w:numId="1" w16cid:durableId="1158350896">
+    <w:abstractNumId w:val="0"/>
+  </w:num>
+  <w:num w:numId="2" w16cid:durableId="1482308407">
+    <w:abstractNumId w:val="1"/>
+  </w:num>
+</w:numbering>
 </file>
 
 <file path=word/styles.xml><?xml version="1.0" encoding="utf-8"?>
@@ -761,7 +1227,6 @@
     <w:next w:val="Normal"/>
     <w:link w:val="Heading2Char"/>
     <w:uiPriority w:val="9"/>
-    <w:semiHidden/>
     <w:unhideWhenUsed/>
     <w:qFormat/>
     <w:rsid w:val="006D6284"/>
@@ -784,7 +1249,6 @@
     <w:next w:val="Normal"/>
     <w:link w:val="Heading3Char"/>
     <w:uiPriority w:val="9"/>
-    <w:semiHidden/>
     <w:unhideWhenUsed/>
     <w:qFormat/>
     <w:rsid w:val="006D6284"/>
@@ -978,7 +1442,6 @@
     <w:basedOn w:val="DefaultParagraphFont"/>
     <w:link w:val="Heading2"/>
     <w:uiPriority w:val="9"/>
-    <w:semiHidden/>
     <w:rsid w:val="006D6284"/>
     <w:rPr>
       <w:rFonts w:asciiTheme="majorHAnsi" w:eastAsiaTheme="majorEastAsia" w:hAnsiTheme="majorHAnsi" w:cstheme="majorBidi"/>
@@ -992,7 +1455,6 @@
     <w:basedOn w:val="DefaultParagraphFont"/>
     <w:link w:val="Heading3"/>
     <w:uiPriority w:val="9"/>
-    <w:semiHidden/>
     <w:rsid w:val="006D6284"/>
     <w:rPr>
       <w:rFonts w:eastAsiaTheme="majorEastAsia" w:cstheme="majorBidi"/>
